--- a/uploads-by-year/2026/Katren-07.04.2026.docx
+++ b/uploads-by-year/2026/Katren-07.04.2026.docx
@@ -735,27 +735,15 @@
           <w:szCs w:val="26"/>
         </w:rPr>
       </w:pPr>
-      <w:proofErr w:type="gramStart"/>
-      <w:r>
-        <w:rPr>
-          <w:rFonts w:ascii="Helvetica Neue" w:hAnsi="Helvetica Neue" w:cs="Helvetica Neue"/>
-          <w:color w:val="000000"/>
-          <w:kern w:val="0"/>
-          <w:sz w:val="26"/>
-          <w:szCs w:val="26"/>
-        </w:rPr>
-        <w:t>У каждой,</w:t>
-      </w:r>
-      <w:proofErr w:type="gramEnd"/>
-      <w:r>
-        <w:rPr>
-          <w:rFonts w:ascii="Helvetica Neue" w:hAnsi="Helvetica Neue" w:cs="Helvetica Neue"/>
-          <w:color w:val="000000"/>
-          <w:kern w:val="0"/>
-          <w:sz w:val="26"/>
-          <w:szCs w:val="26"/>
-        </w:rPr>
-        <w:t xml:space="preserve"> Эпохи есть свой предел!</w:t>
+      <w:r>
+        <w:rPr>
+          <w:rFonts w:ascii="Helvetica Neue" w:hAnsi="Helvetica Neue" w:cs="Helvetica Neue"/>
+          <w:color w:val="000000"/>
+          <w:kern w:val="0"/>
+          <w:sz w:val="26"/>
+          <w:szCs w:val="26"/>
+        </w:rPr>
+        <w:t>У каждой, Эпохи есть свой предел!</w:t>
       </w:r>
     </w:p>
     <w:p>
@@ -1827,29 +1815,7 @@
           <w:sz w:val="26"/>
           <w:szCs w:val="26"/>
         </w:rPr>
-        <w:t xml:space="preserve">Она, готова пойти </w:t>
-      </w:r>
-      <w:proofErr w:type="gramStart"/>
-      <w:r>
-        <w:rPr>
-          <w:rFonts w:ascii="Helvetica Neue" w:hAnsi="Helvetica Neue" w:cs="Helvetica Neue"/>
-          <w:color w:val="000000"/>
-          <w:kern w:val="0"/>
-          <w:sz w:val="26"/>
-          <w:szCs w:val="26"/>
-        </w:rPr>
-        <w:t>и Ва-Банк</w:t>
-      </w:r>
-      <w:proofErr w:type="gramEnd"/>
-      <w:r>
-        <w:rPr>
-          <w:rFonts w:ascii="Helvetica Neue" w:hAnsi="Helvetica Neue" w:cs="Helvetica Neue"/>
-          <w:color w:val="000000"/>
-          <w:kern w:val="0"/>
-          <w:sz w:val="26"/>
-          <w:szCs w:val="26"/>
-        </w:rPr>
-        <w:t>!</w:t>
+        <w:t>Она, готова пойти и Ва-Банк!</w:t>
       </w:r>
     </w:p>
     <w:p>
@@ -2435,27 +2401,15 @@
           <w:szCs w:val="26"/>
         </w:rPr>
       </w:pPr>
-      <w:proofErr w:type="gramStart"/>
-      <w:r>
-        <w:rPr>
-          <w:rFonts w:ascii="Helvetica Neue" w:hAnsi="Helvetica Neue" w:cs="Helvetica Neue"/>
-          <w:color w:val="000000"/>
-          <w:kern w:val="0"/>
-          <w:sz w:val="26"/>
-          <w:szCs w:val="26"/>
-        </w:rPr>
-        <w:t>Для людей,</w:t>
-      </w:r>
-      <w:proofErr w:type="gramEnd"/>
-      <w:r>
-        <w:rPr>
-          <w:rFonts w:ascii="Helvetica Neue" w:hAnsi="Helvetica Neue" w:cs="Helvetica Neue"/>
-          <w:color w:val="000000"/>
-          <w:kern w:val="0"/>
-          <w:sz w:val="26"/>
-          <w:szCs w:val="26"/>
-        </w:rPr>
-        <w:t xml:space="preserve"> жизнь превратится в бремя!</w:t>
+      <w:r>
+        <w:rPr>
+          <w:rFonts w:ascii="Helvetica Neue" w:hAnsi="Helvetica Neue" w:cs="Helvetica Neue"/>
+          <w:color w:val="000000"/>
+          <w:kern w:val="0"/>
+          <w:sz w:val="26"/>
+          <w:szCs w:val="26"/>
+        </w:rPr>
+        <w:t>Для людей, жизнь превратится в бремя!</w:t>
       </w:r>
     </w:p>
     <w:p>
@@ -3880,7 +3834,7 @@
           <w:sz w:val="26"/>
           <w:szCs w:val="26"/>
         </w:rPr>
-        <w:t>07.04.2026</w:t>
+        <w:t>07.04.26</w:t>
       </w:r>
     </w:p>
     <w:p>
@@ -3987,29 +3941,7 @@
           <w:sz w:val="26"/>
           <w:szCs w:val="26"/>
         </w:rPr>
-        <w:t xml:space="preserve">Шаг, </w:t>
-      </w:r>
-      <w:proofErr w:type="gramStart"/>
-      <w:r>
-        <w:rPr>
-          <w:rFonts w:ascii="Helvetica Neue" w:hAnsi="Helvetica Neue" w:cs="Helvetica Neue"/>
-          <w:color w:val="000000"/>
-          <w:kern w:val="0"/>
-          <w:sz w:val="26"/>
-          <w:szCs w:val="26"/>
-        </w:rPr>
-        <w:t>в</w:t>
-      </w:r>
-      <w:proofErr w:type="gramEnd"/>
-      <w:r>
-        <w:rPr>
-          <w:rFonts w:ascii="Helvetica Neue" w:hAnsi="Helvetica Neue" w:cs="Helvetica Neue"/>
-          <w:color w:val="000000"/>
-          <w:kern w:val="0"/>
-          <w:sz w:val="26"/>
-          <w:szCs w:val="26"/>
-        </w:rPr>
-        <w:t xml:space="preserve"> Завтра, а не назад!</w:t>
+        <w:t>Шаг, в Завтра, а не назад!</w:t>
       </w:r>
     </w:p>
     <w:p>
@@ -4145,7 +4077,6 @@
           <w:kern w:val="0"/>
           <w:sz w:val="26"/>
           <w:szCs w:val="26"/>
-          <w:lang w:val="en-US"/>
         </w:rPr>
       </w:pPr>
       <w:r>
